--- a/IS-P-001 Information Security Policy.docx
+++ b/IS-P-001 Information Security Policy.docx
@@ -780,7 +780,7 @@
                 <w:szCs w:val="24"/>
                 <w:lang w:val="en-US"/>
               </w:rPr>
-              <w:t xml:space="preserve">2</w:t>
+              <w:t>27 Feb 2026</w:t>
             </w:r>
             <w:r>
               <w:rPr>
@@ -793,7 +793,6 @@
                 <w:szCs w:val="24"/>
                 <w:lang w:val="en-US"/>
               </w:rPr>
-              <w:t xml:space="preserve">/27/2026</w:t>
             </w:r>
             <w:r>
               <w:rPr>
@@ -861,7 +860,7 @@
                 <w:szCs w:val="24"/>
                 <w:lang w:val="en-US"/>
               </w:rPr>
-              <w:t xml:space="preserve">1/15/2027</w:t>
+              <w:t>15 Jan 2027</w:t>
             </w:r>
             <w:r>
               <w:rPr>
@@ -922,6 +921,7 @@
                 <w:sz w:val="24"/>
                 <w:szCs w:val="24"/>
               </w:rPr>
+              <w:t>Dekel Yaacov</w:t>
             </w:r>
             <w:r>
               <w:rPr>
@@ -977,6 +977,7 @@
                 <w:sz w:val="24"/>
                 <w:szCs w:val="24"/>
               </w:rPr>
+              <w:t>1.1</w:t>
             </w:r>
             <w:r>
               <w:rPr>
@@ -1032,6 +1033,7 @@
                 <w:sz w:val="24"/>
                 <w:szCs w:val="24"/>
               </w:rPr>
+              <w:t>Consistency updates: vulnerability SLAs, identity provider reference, date format</w:t>
             </w:r>
             <w:r>
               <w:rPr>
@@ -1087,6 +1089,7 @@
                 <w:sz w:val="24"/>
                 <w:szCs w:val="24"/>
               </w:rPr>
+              <w:t>01 Oct 2026</w:t>
             </w:r>
             <w:r>
               <w:rPr>
@@ -1142,6 +1145,7 @@
                 <w:sz w:val="24"/>
                 <w:szCs w:val="24"/>
               </w:rPr>
+              <w:t>15 Jan 2027</w:t>
             </w:r>
             <w:r>
               <w:rPr>
@@ -2644,7 +2648,7 @@
                 <w:szCs w:val="22"/>
                 <w:lang w:val="en-US"/>
               </w:rPr>
-              <w:t xml:space="preserve">3/10/2026</w:t>
+              <w:t>10 Mar 2026</w:t>
             </w:r>
             <w:r>
               <w:rPr>
@@ -13153,7 +13157,7 @@
         <w:rPr/>
       </w:pPr>
       <w:r>
-        <w:t xml:space="preserve">Automated Patching: Production instances (Amazon EC2, etc.) shall use automated patch management (e.g., AWS Systems Manager) to ensure critical security patches are applied within 14 days of release.</w:t>
+        <w:t>Automated Patching: Production instances (Amazon EC2, etc.) shall use automated patch management (e.g., AWS Systems Manager) to ensure critical security patches are applied within 72 hours of release.</w:t>
       </w:r>
       <w:r/>
     </w:p>
@@ -14602,7 +14606,7 @@
           <w:color w:val="000000"/>
           <w:sz w:val="24"/>
         </w:rPr>
-        <w:t xml:space="preserve">Centralized Identity (SSO):</w:t>
+        <w:t>Centralized Identity (SSO): Access to all corporate SaaS applications and AWS must be managed via a centralized Identity Provider (IdP) (Microsoft Entra ID).</w:t>
       </w:r>
       <w:r>
         <w:rPr>
@@ -14614,7 +14618,6 @@
           <w:color w:val="000000"/>
           <w:sz w:val="24"/>
         </w:rPr>
-        <w:t xml:space="preserve"> Access to all corporate SaaS applications and AWS must be managed via a centralized Identity Provider (IdP) (e.g., Google Workspace, Okta).</w:t>
       </w:r>
       <w:r>
         <w:rPr>
@@ -16103,7 +16106,7 @@
           <w:color w:val="000000"/>
           <w:sz w:val="24"/>
         </w:rPr>
-        <w:t xml:space="preserve">, not just once a year. High-severity vulnerabilities must be remediated within 30 days.</w:t>
+        <w:t>, not just once a year. High-severity vulnerabilities must be remediated within 14 days.</w:t>
       </w:r>
       <w:r>
         <w:rPr>
